--- a/tests/js/fixtures/sample-dd.docx
+++ b/tests/js/fixtures/sample-dd.docx
@@ -20,6 +20,18 @@
         <w:commentReference w:id="0"/>
       </w:r>
     </w:p>
+    <w:sdt>
+      <w:sdtPr>
+        <w:dataBinding w:prefixMappings="xmlns:ns0='ZQX7731-6b5d-4628-b7e0-5b86efa98958'" w:xpath="/root[1]/ns0:Owner[1]" w:storeItemID="{ZQX7731-0000-0000-0000-000000000001}"/>
+      </w:sdtPr>
+      <w:sdtContent>
+        <w:p>
+          <w:r>
+            <w:t>Bound field.</w:t>
+          </w:r>
+        </w:p>
+      </w:sdtContent>
+    </w:sdt>
     <w:sectPr/>
   </w:body>
 </w:document>
@@ -51,4 +63,13 @@
     <DisplayName>ZQX7731</DisplayName>
   </Owner>
 </p:properties>
+</file>
+
+<file path=customXml/itemProps1.xml><?xml version="1.0" encoding="utf-8"?>
+<ds:datastoreItem xmlns:ds="http://schemas.openxmlformats.org/officeDocument/2006/customXml" ds:itemID="{ZQX7731-0000-0000-0000-000000000001}">
+  <ds:schemaRefs>
+    <ds:schemaRef ds:uri="http://schemas.microsoft.com/office/2006/metadata/properties"/>
+    <ds:schemaRef ds:uri="ZQX7731-6b5d-4628-b7e0-5b86efa98958"/>
+  </ds:schemaRefs>
+</ds:datastoreItem>
 </file>
--- a/tests/js/fixtures/sample-dd.docx
+++ b/tests/js/fixtures/sample-dd.docx
@@ -32,6 +32,20 @@
         </w:p>
       </w:sdtContent>
     </w:sdt>
+    <w:sdt>
+      <w:sdtPr>
+        <ns0:dataBinding xmlns:ns0="http://schemas.openxmlformats.org/wordprocessingml/2006/main" ns0:storeItemID="{ZQX7731-1111-2222-3333-444444444444}"/>
+      </w:sdtPr>
+      <w:sdtContent>
+        <w:p>
+          <w:customXml w:uri="ZQX7731-6b5d-4628-b7e0-5b86efa98958" w:element="Owner">
+            <w:r>
+              <w:t>Tagged.</w:t>
+            </w:r>
+          </w:customXml>
+        </w:p>
+      </w:sdtContent>
+    </w:sdt>
     <w:sectPr/>
   </w:body>
 </w:document>
@@ -57,6 +71,24 @@
 </w15:people>
 </file>
 
+<file path=word/storage/data1.xml><?xml version="1.0" encoding="utf-8"?>
+<p:properties xmlns:p="urn:x">
+  <Owner>
+    <DisplayName>ZQX7731</DisplayName>
+  </Owner>
+</p:properties>
+</file>
+
+<file path=word/storage/props1.xml><?xml version="1.0" encoding="utf-8"?>
+<!-- props -->
+<ds:datastoreItem xmlns:ds="http://schemas.openxmlformats.org/officeDocument/2006/customXml" ds:itemID="{ZQX7731-0000-0000-0000-000000000001}">
+  <ds:schemaRefs>
+    <ds:schemaRef ds:uri="http://schemas.microsoft.com/office/2006/metadata/properties"/>
+    <ds:schemaRef ds:uri="ZQX7731-6b5d-4628-b7e0-5b86efa98958"/>
+  </ds:schemaRefs>
+</ds:datastoreItem>
+</file>
+
 <file path=customXml/item1.xml><?xml version="1.0" encoding="utf-8"?>
 <p:properties xmlns:p="urn:x">
   <Owner>
@@ -72,4 +104,21 @@
     <ds:schemaRef ds:uri="ZQX7731-6b5d-4628-b7e0-5b86efa98958"/>
   </ds:schemaRefs>
 </ds:datastoreItem>
+</file>
+
+<file path=customXml/spItem.xml><?xml version="1.0" encoding="utf-8"?>
+<p:properties xmlns:p="urn:x">
+  <Owner>
+    <DisplayName>ZQX7731</DisplayName>
+  </Owner>
+</p:properties>
+</file>
+
+<file path=customXml/spProps.xml><?xml version="1.0" encoding="utf-8"?>
+<ds:datastoreItem xmlns:ds="http://schemas.openxmlformats.org/officeDocument/2006/customXml" ds:itemID="{ZQX7731-0000-0000-0000-000000000001}">
+  <ds:schemaRefs>
+    <ds:schemaRef ds:uri="http://schemas.microsoft.com/office/2006/metadata/properties"/>
+    <ds:schemaRef ds:uri="ZQX7731-6b5d-4628-b7e0-5b86efa98958"/>
+  </ds:schemaRefs>
+</ds:datastoreItem>
 </file>
--- a/tests/js/fixtures/sample-dd.docx
+++ b/tests/js/fixtures/sample-dd.docx
@@ -32,6 +32,15 @@
         </w:p>
       </w:sdtContent>
     </w:sdt>
+    <w:p>
+      <w:r>
+        <w:pict>
+          <v:shape xmlns:v="urn:schemas-microsoft-com:vml" xmlns:o="urn:schemas-microsoft-com:office:office" style="width:10pt;height:10pt">
+            <v:imagedata r:id="rId4" o:href="file:///C:\Users\ZQX7731\AppData\Local\Temp\msohtmlclip1\01\clip_image001.png"/>
+          </v:shape>
+        </w:pict>
+      </w:r>
+    </w:p>
     <w:sdt>
       <w:sdtPr>
         <ns0:dataBinding xmlns:ns0="http://schemas.openxmlformats.org/wordprocessingml/2006/main" ns0:storeItemID="{ZQX7731-1111-2222-3333-444444444444}"/>
@@ -61,6 +70,16 @@
     </w:p>
   </w:comment>
 </w:comments>
+</file>
+
+<file path=word/intelligence2.xml><?xml version="1.0" encoding="utf-8"?>
+<int2:intelligence xmlns:int2="http://schemas.microsoft.com/office/intelligence/2020/intelligence">
+  <int2:observations>
+    <int2:textHash int2:hashCode="AbCdEf" int2:id="x1">
+      <int2:state int2:value="Rejected" int2:type="AugLoop_Text_Critique"/>
+    </int2:textHash>
+  </int2:observations>
+</int2:intelligence>
 </file>
 
 <file path=word/people.xml><?xml version="1.0" encoding="utf-8"?>
